--- a/Object Oriented Systems - COMP CO835/Case Study/Case Study - Questions 1 and 2 - Thomas Coons.docx
+++ b/Object Oriented Systems - COMP CO835/Case Study/Case Study - Questions 1 and 2 - Thomas Coons.docx
@@ -514,13 +514,7 @@
         <w:rPr>
           <w:rFonts w:ascii="Times New Roman" w:hAnsi="Times New Roman" w:cs="Times New Roman"/>
         </w:rPr>
-        <w:t>The system must allow the receptionists and business managers to track</w:t>
-      </w:r>
-      <w:r>
-        <w:rPr>
-          <w:rFonts w:ascii="Times New Roman" w:hAnsi="Times New Roman" w:cs="Times New Roman"/>
-        </w:rPr>
-        <w:t xml:space="preserve"> i</w:t>
+        <w:t>The system must allow the receptionists and business managers to track i</w:t>
       </w:r>
       <w:r>
         <w:rPr>
@@ -1258,25 +1252,17 @@
         <w:spacing w:line="360" w:lineRule="auto"/>
         <w:rPr>
           <w:rFonts w:ascii="Times New Roman" w:hAnsi="Times New Roman" w:cs="Times New Roman"/>
-        </w:rPr>
-      </w:pPr>
-      <w:r>
-        <w:rPr>
-          <w:rFonts w:ascii="Times New Roman" w:hAnsi="Times New Roman" w:cs="Times New Roman"/>
-        </w:rPr>
-        <w:t>T</w:t>
-      </w:r>
-      <w:r>
-        <w:rPr>
-          <w:rFonts w:ascii="Times New Roman" w:hAnsi="Times New Roman" w:cs="Times New Roman"/>
-        </w:rPr>
-        <w:t>en use cases from the system using user goal technique</w:t>
-      </w:r>
-      <w:r>
-        <w:rPr>
-          <w:rFonts w:ascii="Times New Roman" w:hAnsi="Times New Roman" w:cs="Times New Roman"/>
-        </w:rPr>
-        <w:t>:</w:t>
+          <w:b/>
+          <w:bCs/>
+        </w:rPr>
+      </w:pPr>
+      <w:r>
+        <w:rPr>
+          <w:rFonts w:ascii="Times New Roman" w:hAnsi="Times New Roman" w:cs="Times New Roman"/>
+          <w:b/>
+          <w:bCs/>
+        </w:rPr>
+        <w:t>Ten use cases from the system using user goal technique:</w:t>
       </w:r>
     </w:p>
     <w:tbl>
@@ -1339,7 +1325,7 @@
       </w:tr>
       <w:tr>
         <w:trPr>
-          <w:trHeight w:val="1133"/>
+          <w:trHeight w:val="449"/>
         </w:trPr>
         <w:tc>
           <w:tcPr>
@@ -1380,9 +1366,38 @@
               <w:rPr>
                 <w:rFonts w:ascii="Times New Roman" w:hAnsi="Times New Roman" w:cs="Times New Roman"/>
               </w:rPr>
-              <w:t>Log into system</w:t>
-            </w:r>
-          </w:p>
+              <w:t>View patient details</w:t>
+            </w:r>
+          </w:p>
+        </w:tc>
+      </w:tr>
+      <w:tr>
+        <w:trPr>
+          <w:trHeight w:val="440"/>
+        </w:trPr>
+        <w:tc>
+          <w:tcPr>
+            <w:tcW w:w="4675" w:type="dxa"/>
+          </w:tcPr>
+          <w:p>
+            <w:pPr>
+              <w:spacing w:line="360" w:lineRule="auto"/>
+              <w:rPr>
+                <w:rFonts w:ascii="Times New Roman" w:hAnsi="Times New Roman" w:cs="Times New Roman"/>
+              </w:rPr>
+            </w:pPr>
+            <w:r>
+              <w:rPr>
+                <w:rFonts w:ascii="Times New Roman" w:hAnsi="Times New Roman" w:cs="Times New Roman"/>
+              </w:rPr>
+              <w:t>Receptionist, Business Manager</w:t>
+            </w:r>
+          </w:p>
+        </w:tc>
+        <w:tc>
+          <w:tcPr>
+            <w:tcW w:w="4675" w:type="dxa"/>
+          </w:tcPr>
           <w:p>
             <w:pPr>
               <w:pStyle w:val="ListParagraph"/>
@@ -1399,38 +1414,25 @@
               <w:rPr>
                 <w:rFonts w:ascii="Times New Roman" w:hAnsi="Times New Roman" w:cs="Times New Roman"/>
               </w:rPr>
-              <w:t>View patient details</w:t>
-            </w:r>
-          </w:p>
-          <w:p>
-            <w:pPr>
-              <w:pStyle w:val="ListParagraph"/>
-              <w:numPr>
-                <w:ilvl w:val="0"/>
-                <w:numId w:val="4"/>
-              </w:numPr>
-              <w:spacing w:line="360" w:lineRule="auto"/>
-              <w:rPr>
-                <w:rFonts w:ascii="Times New Roman" w:hAnsi="Times New Roman" w:cs="Times New Roman"/>
-              </w:rPr>
-            </w:pPr>
-            <w:r>
-              <w:rPr>
-                <w:rFonts w:ascii="Times New Roman" w:hAnsi="Times New Roman" w:cs="Times New Roman"/>
-              </w:rPr>
-              <w:t>Create</w:t>
-            </w:r>
-            <w:r>
-              <w:rPr>
-                <w:rFonts w:ascii="Times New Roman" w:hAnsi="Times New Roman" w:cs="Times New Roman"/>
-              </w:rPr>
-              <w:t xml:space="preserve"> or update patient details </w:t>
-            </w:r>
-            <w:r>
-              <w:rPr>
-                <w:rFonts w:ascii="Times New Roman" w:hAnsi="Times New Roman" w:cs="Times New Roman"/>
-              </w:rPr>
-              <w:br/>
+              <w:t xml:space="preserve">View </w:t>
+            </w:r>
+            <w:r>
+              <w:rPr>
+                <w:rFonts w:ascii="Times New Roman" w:hAnsi="Times New Roman" w:cs="Times New Roman"/>
+              </w:rPr>
+              <w:t>h</w:t>
+            </w:r>
+            <w:r>
+              <w:rPr>
+                <w:rFonts w:ascii="Times New Roman" w:hAnsi="Times New Roman" w:cs="Times New Roman"/>
+              </w:rPr>
+              <w:t>ousehold details</w:t>
+            </w:r>
+            <w:r>
+              <w:rPr>
+                <w:rFonts w:ascii="Times New Roman" w:hAnsi="Times New Roman" w:cs="Times New Roman"/>
+              </w:rPr>
+              <w:t xml:space="preserve"> </w:t>
             </w:r>
           </w:p>
         </w:tc>
@@ -1451,7 +1453,13 @@
               <w:rPr>
                 <w:rFonts w:ascii="Times New Roman" w:hAnsi="Times New Roman" w:cs="Times New Roman"/>
               </w:rPr>
-              <w:t>Receptionist, Business Manager</w:t>
+              <w:t>Business Manager</w:t>
+            </w:r>
+            <w:r>
+              <w:rPr>
+                <w:rFonts w:ascii="Times New Roman" w:hAnsi="Times New Roman" w:cs="Times New Roman"/>
+              </w:rPr>
+              <w:t xml:space="preserve"> </w:t>
             </w:r>
           </w:p>
         </w:tc>
@@ -1475,13 +1483,7 @@
               <w:rPr>
                 <w:rFonts w:ascii="Times New Roman" w:hAnsi="Times New Roman" w:cs="Times New Roman"/>
               </w:rPr>
-              <w:t>Log into system</w:t>
-            </w:r>
-            <w:r>
-              <w:rPr>
-                <w:rFonts w:ascii="Times New Roman" w:hAnsi="Times New Roman" w:cs="Times New Roman"/>
-              </w:rPr>
-              <w:t xml:space="preserve"> </w:t>
+              <w:t>Enter payment information for specific visits and procedures</w:t>
             </w:r>
           </w:p>
           <w:p>
@@ -1500,27 +1502,46 @@
               <w:rPr>
                 <w:rFonts w:ascii="Times New Roman" w:hAnsi="Times New Roman" w:cs="Times New Roman"/>
               </w:rPr>
-              <w:t xml:space="preserve">View </w:t>
-            </w:r>
-            <w:r>
-              <w:rPr>
-                <w:rFonts w:ascii="Times New Roman" w:hAnsi="Times New Roman" w:cs="Times New Roman"/>
-              </w:rPr>
-              <w:t>Household</w:t>
-            </w:r>
-            <w:r>
-              <w:rPr>
-                <w:rFonts w:ascii="Times New Roman" w:hAnsi="Times New Roman" w:cs="Times New Roman"/>
-              </w:rPr>
-              <w:t xml:space="preserve"> details</w:t>
-            </w:r>
-            <w:r>
-              <w:rPr>
-                <w:rFonts w:ascii="Times New Roman" w:hAnsi="Times New Roman" w:cs="Times New Roman"/>
-              </w:rPr>
-              <w:t xml:space="preserve"> </w:t>
-            </w:r>
-          </w:p>
+              <w:t xml:space="preserve">Record payment amount, payment code, </w:t>
+            </w:r>
+            <w:r>
+              <w:rPr>
+                <w:rFonts w:ascii="Times New Roman" w:hAnsi="Times New Roman" w:cs="Times New Roman"/>
+              </w:rPr>
+              <w:t>and who made the payment (Insurance or Patient).</w:t>
+            </w:r>
+          </w:p>
+        </w:tc>
+      </w:tr>
+      <w:tr>
+        <w:trPr>
+          <w:trHeight w:val="431"/>
+        </w:trPr>
+        <w:tc>
+          <w:tcPr>
+            <w:tcW w:w="4675" w:type="dxa"/>
+          </w:tcPr>
+          <w:p>
+            <w:pPr>
+              <w:spacing w:line="360" w:lineRule="auto"/>
+              <w:rPr>
+                <w:rFonts w:ascii="Times New Roman" w:hAnsi="Times New Roman" w:cs="Times New Roman"/>
+                <w:b/>
+                <w:bCs/>
+              </w:rPr>
+            </w:pPr>
+            <w:r>
+              <w:rPr>
+                <w:rFonts w:ascii="Times New Roman" w:hAnsi="Times New Roman" w:cs="Times New Roman"/>
+              </w:rPr>
+              <w:t>Business Manager</w:t>
+            </w:r>
+          </w:p>
+        </w:tc>
+        <w:tc>
+          <w:tcPr>
+            <w:tcW w:w="4675" w:type="dxa"/>
+          </w:tcPr>
           <w:p>
             <w:pPr>
               <w:pStyle w:val="ListParagraph"/>
@@ -1537,19 +1558,26 @@
               <w:rPr>
                 <w:rFonts w:ascii="Times New Roman" w:hAnsi="Times New Roman" w:cs="Times New Roman"/>
               </w:rPr>
-              <w:t xml:space="preserve">Create or update </w:t>
-            </w:r>
-            <w:r>
-              <w:rPr>
-                <w:rFonts w:ascii="Times New Roman" w:hAnsi="Times New Roman" w:cs="Times New Roman"/>
-              </w:rPr>
-              <w:t>h</w:t>
-            </w:r>
-            <w:r>
-              <w:rPr>
-                <w:rFonts w:ascii="Times New Roman" w:hAnsi="Times New Roman" w:cs="Times New Roman"/>
-              </w:rPr>
-              <w:t>ousehold details</w:t>
+              <w:t xml:space="preserve">Generate invoice reports </w:t>
+            </w:r>
+          </w:p>
+          <w:p>
+            <w:pPr>
+              <w:pStyle w:val="ListParagraph"/>
+              <w:numPr>
+                <w:ilvl w:val="0"/>
+                <w:numId w:val="4"/>
+              </w:numPr>
+              <w:spacing w:line="360" w:lineRule="auto"/>
+              <w:rPr>
+                <w:rFonts w:ascii="Times New Roman" w:hAnsi="Times New Roman" w:cs="Times New Roman"/>
+              </w:rPr>
+            </w:pPr>
+            <w:r>
+              <w:rPr>
+                <w:rFonts w:ascii="Times New Roman" w:hAnsi="Times New Roman" w:cs="Times New Roman"/>
+              </w:rPr>
+              <w:t>View invoice reports</w:t>
             </w:r>
           </w:p>
         </w:tc>
@@ -1572,12 +1600,6 @@
               </w:rPr>
               <w:t>Business Manager</w:t>
             </w:r>
-            <w:r>
-              <w:rPr>
-                <w:rFonts w:ascii="Times New Roman" w:hAnsi="Times New Roman" w:cs="Times New Roman"/>
-              </w:rPr>
-              <w:t xml:space="preserve"> </w:t>
-            </w:r>
           </w:p>
         </w:tc>
         <w:tc>
@@ -1600,51 +1622,13 @@
               <w:rPr>
                 <w:rFonts w:ascii="Times New Roman" w:hAnsi="Times New Roman" w:cs="Times New Roman"/>
               </w:rPr>
-              <w:t>Log into system</w:t>
-            </w:r>
-          </w:p>
-          <w:p>
-            <w:pPr>
-              <w:pStyle w:val="ListParagraph"/>
-              <w:numPr>
-                <w:ilvl w:val="0"/>
-                <w:numId w:val="4"/>
-              </w:numPr>
-              <w:spacing w:line="360" w:lineRule="auto"/>
-              <w:rPr>
-                <w:rFonts w:ascii="Times New Roman" w:hAnsi="Times New Roman" w:cs="Times New Roman"/>
-              </w:rPr>
-            </w:pPr>
-            <w:r>
-              <w:rPr>
-                <w:rFonts w:ascii="Times New Roman" w:hAnsi="Times New Roman" w:cs="Times New Roman"/>
-              </w:rPr>
-              <w:t>Enter payment information for specific visits and procedures</w:t>
-            </w:r>
-          </w:p>
-          <w:p>
-            <w:pPr>
-              <w:pStyle w:val="ListParagraph"/>
-              <w:numPr>
-                <w:ilvl w:val="0"/>
-                <w:numId w:val="4"/>
-              </w:numPr>
-              <w:spacing w:line="360" w:lineRule="auto"/>
-              <w:rPr>
-                <w:rFonts w:ascii="Times New Roman" w:hAnsi="Times New Roman" w:cs="Times New Roman"/>
-              </w:rPr>
-            </w:pPr>
-            <w:r>
-              <w:rPr>
-                <w:rFonts w:ascii="Times New Roman" w:hAnsi="Times New Roman" w:cs="Times New Roman"/>
-              </w:rPr>
-              <w:t xml:space="preserve">Record payment amount, payment code, </w:t>
-            </w:r>
-            <w:r>
-              <w:rPr>
-                <w:rFonts w:ascii="Times New Roman" w:hAnsi="Times New Roman" w:cs="Times New Roman"/>
-              </w:rPr>
-              <w:t>and who made the payment (Insurance or Patient).</w:t>
+              <w:t xml:space="preserve">Send invoice reports to </w:t>
+            </w:r>
+            <w:r>
+              <w:rPr>
+                <w:rFonts w:ascii="Times New Roman" w:hAnsi="Times New Roman" w:cs="Times New Roman"/>
+              </w:rPr>
+              <w:t>household</w:t>
             </w:r>
           </w:p>
         </w:tc>
@@ -1659,8 +1643,14 @@
               <w:spacing w:line="360" w:lineRule="auto"/>
               <w:rPr>
                 <w:rFonts w:ascii="Times New Roman" w:hAnsi="Times New Roman" w:cs="Times New Roman"/>
-                <w:b/>
-                <w:bCs/>
+              </w:rPr>
+            </w:pPr>
+          </w:p>
+          <w:p>
+            <w:pPr>
+              <w:spacing w:line="360" w:lineRule="auto"/>
+              <w:rPr>
+                <w:rFonts w:ascii="Times New Roman" w:hAnsi="Times New Roman" w:cs="Times New Roman"/>
               </w:rPr>
             </w:pPr>
             <w:r>
@@ -1691,36 +1681,14 @@
               <w:rPr>
                 <w:rFonts w:ascii="Times New Roman" w:hAnsi="Times New Roman" w:cs="Times New Roman"/>
               </w:rPr>
-              <w:t>Access invoice section of system</w:t>
-            </w:r>
-          </w:p>
-          <w:p>
-            <w:pPr>
-              <w:pStyle w:val="ListParagraph"/>
-              <w:numPr>
-                <w:ilvl w:val="0"/>
-                <w:numId w:val="4"/>
-              </w:numPr>
-              <w:spacing w:line="360" w:lineRule="auto"/>
-              <w:rPr>
-                <w:rFonts w:ascii="Times New Roman" w:hAnsi="Times New Roman" w:cs="Times New Roman"/>
-              </w:rPr>
-            </w:pPr>
-            <w:r>
-              <w:rPr>
-                <w:rFonts w:ascii="Times New Roman" w:hAnsi="Times New Roman" w:cs="Times New Roman"/>
-              </w:rPr>
-              <w:t xml:space="preserve">Generate invoice reports </w:t>
-            </w:r>
-          </w:p>
-          <w:p>
-            <w:pPr>
-              <w:pStyle w:val="ListParagraph"/>
-              <w:spacing w:line="360" w:lineRule="auto"/>
-              <w:rPr>
-                <w:rFonts w:ascii="Times New Roman" w:hAnsi="Times New Roman" w:cs="Times New Roman"/>
-              </w:rPr>
-            </w:pPr>
+              <w:t xml:space="preserve">Send invoice reports to insurance </w:t>
+            </w:r>
+            <w:r>
+              <w:rPr>
+                <w:rFonts w:ascii="Times New Roman" w:hAnsi="Times New Roman" w:cs="Times New Roman"/>
+              </w:rPr>
+              <w:t>companies</w:t>
+            </w:r>
           </w:p>
         </w:tc>
       </w:tr>
@@ -1764,7 +1732,13 @@
               <w:rPr>
                 <w:rFonts w:ascii="Times New Roman" w:hAnsi="Times New Roman" w:cs="Times New Roman"/>
               </w:rPr>
-              <w:t>Access generated reports</w:t>
+              <w:t>M</w:t>
+            </w:r>
+            <w:r>
+              <w:rPr>
+                <w:rFonts w:ascii="Times New Roman" w:hAnsi="Times New Roman" w:cs="Times New Roman"/>
+              </w:rPr>
+              <w:t>onitor overdue payments</w:t>
             </w:r>
           </w:p>
           <w:p>
@@ -1783,13 +1757,13 @@
               <w:rPr>
                 <w:rFonts w:ascii="Times New Roman" w:hAnsi="Times New Roman" w:cs="Times New Roman"/>
               </w:rPr>
-              <w:t xml:space="preserve">Send invoice reports to </w:t>
-            </w:r>
-            <w:r>
-              <w:rPr>
-                <w:rFonts w:ascii="Times New Roman" w:hAnsi="Times New Roman" w:cs="Times New Roman"/>
-              </w:rPr>
-              <w:t>household</w:t>
+              <w:t>P</w:t>
+            </w:r>
+            <w:r>
+              <w:rPr>
+                <w:rFonts w:ascii="Times New Roman" w:hAnsi="Times New Roman" w:cs="Times New Roman"/>
+              </w:rPr>
+              <w:t>rint reports of successful or denied insurance claims.</w:t>
             </w:r>
           </w:p>
         </w:tc>
@@ -1806,20 +1780,11 @@
                 <w:rFonts w:ascii="Times New Roman" w:hAnsi="Times New Roman" w:cs="Times New Roman"/>
               </w:rPr>
             </w:pPr>
-          </w:p>
-          <w:p>
-            <w:pPr>
-              <w:spacing w:line="360" w:lineRule="auto"/>
-              <w:rPr>
-                <w:rFonts w:ascii="Times New Roman" w:hAnsi="Times New Roman" w:cs="Times New Roman"/>
-              </w:rPr>
-            </w:pPr>
-            <w:r>
-              <w:rPr>
-                <w:rFonts w:ascii="Times New Roman" w:hAnsi="Times New Roman" w:cs="Times New Roman"/>
-              </w:rPr>
-              <w:lastRenderedPageBreak/>
-              <w:t>Business Manager</w:t>
+            <w:r>
+              <w:rPr>
+                <w:rFonts w:ascii="Times New Roman" w:hAnsi="Times New Roman" w:cs="Times New Roman"/>
+              </w:rPr>
+              <w:t>Doctor, Nurse, Personal Support Worker</w:t>
             </w:r>
           </w:p>
         </w:tc>
@@ -1830,11 +1795,39 @@
           <w:p>
             <w:pPr>
               <w:pStyle w:val="ListParagraph"/>
-              <w:spacing w:line="360" w:lineRule="auto"/>
-              <w:rPr>
-                <w:rFonts w:ascii="Times New Roman" w:hAnsi="Times New Roman" w:cs="Times New Roman"/>
-              </w:rPr>
-            </w:pPr>
+              <w:numPr>
+                <w:ilvl w:val="0"/>
+                <w:numId w:val="4"/>
+              </w:numPr>
+              <w:spacing w:line="360" w:lineRule="auto"/>
+              <w:rPr>
+                <w:rFonts w:ascii="Times New Roman" w:hAnsi="Times New Roman" w:cs="Times New Roman"/>
+              </w:rPr>
+            </w:pPr>
+            <w:r>
+              <w:rPr>
+                <w:rFonts w:ascii="Times New Roman" w:hAnsi="Times New Roman" w:cs="Times New Roman"/>
+              </w:rPr>
+              <w:t>R</w:t>
+            </w:r>
+            <w:r>
+              <w:rPr>
+                <w:rFonts w:ascii="Times New Roman" w:hAnsi="Times New Roman" w:cs="Times New Roman"/>
+              </w:rPr>
+              <w:t>ecord details of the procedures</w:t>
+            </w:r>
+            <w:r>
+              <w:rPr>
+                <w:rFonts w:ascii="Times New Roman" w:hAnsi="Times New Roman" w:cs="Times New Roman"/>
+              </w:rPr>
+              <w:t xml:space="preserve"> performed into </w:t>
+            </w:r>
+            <w:r>
+              <w:rPr>
+                <w:rFonts w:ascii="Times New Roman" w:hAnsi="Times New Roman" w:cs="Times New Roman"/>
+              </w:rPr>
+              <w:t>the system</w:t>
+            </w:r>
           </w:p>
           <w:p>
             <w:pPr>
@@ -1852,33 +1845,19 @@
               <w:rPr>
                 <w:rFonts w:ascii="Times New Roman" w:hAnsi="Times New Roman" w:cs="Times New Roman"/>
               </w:rPr>
-              <w:lastRenderedPageBreak/>
-              <w:t>Access generated reports</w:t>
-            </w:r>
-          </w:p>
-          <w:p>
-            <w:pPr>
-              <w:pStyle w:val="ListParagraph"/>
-              <w:numPr>
-                <w:ilvl w:val="0"/>
-                <w:numId w:val="4"/>
-              </w:numPr>
-              <w:spacing w:line="360" w:lineRule="auto"/>
-              <w:rPr>
-                <w:rFonts w:ascii="Times New Roman" w:hAnsi="Times New Roman" w:cs="Times New Roman"/>
-              </w:rPr>
-            </w:pPr>
-            <w:r>
-              <w:rPr>
-                <w:rFonts w:ascii="Times New Roman" w:hAnsi="Times New Roman" w:cs="Times New Roman"/>
-              </w:rPr>
-              <w:t xml:space="preserve">Send invoice reports to </w:t>
-            </w:r>
-            <w:r>
-              <w:rPr>
-                <w:rFonts w:ascii="Times New Roman" w:hAnsi="Times New Roman" w:cs="Times New Roman"/>
-              </w:rPr>
-              <w:t>insurance companies</w:t>
+              <w:t>Save</w:t>
+            </w:r>
+            <w:r>
+              <w:rPr>
+                <w:rFonts w:ascii="Times New Roman" w:hAnsi="Times New Roman" w:cs="Times New Roman"/>
+              </w:rPr>
+              <w:t xml:space="preserve"> information</w:t>
+            </w:r>
+            <w:r>
+              <w:rPr>
+                <w:rFonts w:ascii="Times New Roman" w:hAnsi="Times New Roman" w:cs="Times New Roman"/>
+              </w:rPr>
+              <w:t xml:space="preserve"> to the patient’s record for future reference</w:t>
             </w:r>
           </w:p>
         </w:tc>
@@ -1900,7 +1879,7 @@
                 <w:rFonts w:ascii="Times New Roman" w:hAnsi="Times New Roman" w:cs="Times New Roman"/>
               </w:rPr>
               <w:lastRenderedPageBreak/>
-              <w:t>Business Manager</w:t>
+              <w:t>Administrator</w:t>
             </w:r>
           </w:p>
         </w:tc>
@@ -1930,7 +1909,7 @@
               <w:rPr>
                 <w:rFonts w:ascii="Times New Roman" w:hAnsi="Times New Roman" w:cs="Times New Roman"/>
               </w:rPr>
-              <w:t>onitor overdue payments</w:t>
+              <w:t>anage hospital staff information</w:t>
             </w:r>
           </w:p>
           <w:p>
@@ -1949,13 +1928,7 @@
               <w:rPr>
                 <w:rFonts w:ascii="Times New Roman" w:hAnsi="Times New Roman" w:cs="Times New Roman"/>
               </w:rPr>
-              <w:t>P</w:t>
-            </w:r>
-            <w:r>
-              <w:rPr>
-                <w:rFonts w:ascii="Times New Roman" w:hAnsi="Times New Roman" w:cs="Times New Roman"/>
-              </w:rPr>
-              <w:t>rint reports of successful or denied insurance claims.</w:t>
+              <w:t>Create, update, or delete hospital staff information</w:t>
             </w:r>
           </w:p>
         </w:tc>
@@ -1976,176 +1949,6 @@
               <w:rPr>
                 <w:rFonts w:ascii="Times New Roman" w:hAnsi="Times New Roman" w:cs="Times New Roman"/>
               </w:rPr>
-              <w:t>Doctor, Nurse, Personal Support Worker</w:t>
-            </w:r>
-          </w:p>
-        </w:tc>
-        <w:tc>
-          <w:tcPr>
-            <w:tcW w:w="4675" w:type="dxa"/>
-          </w:tcPr>
-          <w:p>
-            <w:pPr>
-              <w:pStyle w:val="ListParagraph"/>
-              <w:numPr>
-                <w:ilvl w:val="0"/>
-                <w:numId w:val="4"/>
-              </w:numPr>
-              <w:spacing w:line="360" w:lineRule="auto"/>
-              <w:rPr>
-                <w:rFonts w:ascii="Times New Roman" w:hAnsi="Times New Roman" w:cs="Times New Roman"/>
-              </w:rPr>
-            </w:pPr>
-            <w:r>
-              <w:rPr>
-                <w:rFonts w:ascii="Times New Roman" w:hAnsi="Times New Roman" w:cs="Times New Roman"/>
-              </w:rPr>
-              <w:t>R</w:t>
-            </w:r>
-            <w:r>
-              <w:rPr>
-                <w:rFonts w:ascii="Times New Roman" w:hAnsi="Times New Roman" w:cs="Times New Roman"/>
-              </w:rPr>
-              <w:t>ecord details of the procedures</w:t>
-            </w:r>
-            <w:r>
-              <w:rPr>
-                <w:rFonts w:ascii="Times New Roman" w:hAnsi="Times New Roman" w:cs="Times New Roman"/>
-              </w:rPr>
-              <w:t xml:space="preserve"> performed into </w:t>
-            </w:r>
-            <w:r>
-              <w:rPr>
-                <w:rFonts w:ascii="Times New Roman" w:hAnsi="Times New Roman" w:cs="Times New Roman"/>
-              </w:rPr>
-              <w:t>the system</w:t>
-            </w:r>
-          </w:p>
-          <w:p>
-            <w:pPr>
-              <w:pStyle w:val="ListParagraph"/>
-              <w:numPr>
-                <w:ilvl w:val="0"/>
-                <w:numId w:val="4"/>
-              </w:numPr>
-              <w:spacing w:line="360" w:lineRule="auto"/>
-              <w:rPr>
-                <w:rFonts w:ascii="Times New Roman" w:hAnsi="Times New Roman" w:cs="Times New Roman"/>
-              </w:rPr>
-            </w:pPr>
-            <w:r>
-              <w:rPr>
-                <w:rFonts w:ascii="Times New Roman" w:hAnsi="Times New Roman" w:cs="Times New Roman"/>
-              </w:rPr>
-              <w:t>S</w:t>
-            </w:r>
-            <w:r>
-              <w:rPr>
-                <w:rFonts w:ascii="Times New Roman" w:hAnsi="Times New Roman" w:cs="Times New Roman"/>
-              </w:rPr>
-              <w:t>ave</w:t>
-            </w:r>
-            <w:r>
-              <w:rPr>
-                <w:rFonts w:ascii="Times New Roman" w:hAnsi="Times New Roman" w:cs="Times New Roman"/>
-              </w:rPr>
-              <w:t xml:space="preserve"> information</w:t>
-            </w:r>
-            <w:r>
-              <w:rPr>
-                <w:rFonts w:ascii="Times New Roman" w:hAnsi="Times New Roman" w:cs="Times New Roman"/>
-              </w:rPr>
-              <w:t xml:space="preserve"> to the patient’s record for future reference</w:t>
-            </w:r>
-          </w:p>
-        </w:tc>
-      </w:tr>
-      <w:tr>
-        <w:tc>
-          <w:tcPr>
-            <w:tcW w:w="4675" w:type="dxa"/>
-          </w:tcPr>
-          <w:p>
-            <w:pPr>
-              <w:spacing w:line="360" w:lineRule="auto"/>
-              <w:rPr>
-                <w:rFonts w:ascii="Times New Roman" w:hAnsi="Times New Roman" w:cs="Times New Roman"/>
-              </w:rPr>
-            </w:pPr>
-            <w:r>
-              <w:rPr>
-                <w:rFonts w:ascii="Times New Roman" w:hAnsi="Times New Roman" w:cs="Times New Roman"/>
-              </w:rPr>
-              <w:t>Administrator</w:t>
-            </w:r>
-          </w:p>
-        </w:tc>
-        <w:tc>
-          <w:tcPr>
-            <w:tcW w:w="4675" w:type="dxa"/>
-          </w:tcPr>
-          <w:p>
-            <w:pPr>
-              <w:pStyle w:val="ListParagraph"/>
-              <w:numPr>
-                <w:ilvl w:val="0"/>
-                <w:numId w:val="4"/>
-              </w:numPr>
-              <w:spacing w:line="360" w:lineRule="auto"/>
-              <w:rPr>
-                <w:rFonts w:ascii="Times New Roman" w:hAnsi="Times New Roman" w:cs="Times New Roman"/>
-              </w:rPr>
-            </w:pPr>
-            <w:r>
-              <w:rPr>
-                <w:rFonts w:ascii="Times New Roman" w:hAnsi="Times New Roman" w:cs="Times New Roman"/>
-              </w:rPr>
-              <w:t>M</w:t>
-            </w:r>
-            <w:r>
-              <w:rPr>
-                <w:rFonts w:ascii="Times New Roman" w:hAnsi="Times New Roman" w:cs="Times New Roman"/>
-              </w:rPr>
-              <w:t>anage hospital staff information</w:t>
-            </w:r>
-          </w:p>
-          <w:p>
-            <w:pPr>
-              <w:pStyle w:val="ListParagraph"/>
-              <w:numPr>
-                <w:ilvl w:val="0"/>
-                <w:numId w:val="4"/>
-              </w:numPr>
-              <w:spacing w:line="360" w:lineRule="auto"/>
-              <w:rPr>
-                <w:rFonts w:ascii="Times New Roman" w:hAnsi="Times New Roman" w:cs="Times New Roman"/>
-              </w:rPr>
-            </w:pPr>
-            <w:r>
-              <w:rPr>
-                <w:rFonts w:ascii="Times New Roman" w:hAnsi="Times New Roman" w:cs="Times New Roman"/>
-              </w:rPr>
-              <w:t>Create, update, or delete hospital staff information</w:t>
-            </w:r>
-          </w:p>
-        </w:tc>
-      </w:tr>
-      <w:tr>
-        <w:tc>
-          <w:tcPr>
-            <w:tcW w:w="4675" w:type="dxa"/>
-          </w:tcPr>
-          <w:p>
-            <w:pPr>
-              <w:spacing w:line="360" w:lineRule="auto"/>
-              <w:rPr>
-                <w:rFonts w:ascii="Times New Roman" w:hAnsi="Times New Roman" w:cs="Times New Roman"/>
-              </w:rPr>
-            </w:pPr>
-            <w:r>
-              <w:rPr>
-                <w:rFonts w:ascii="Times New Roman" w:hAnsi="Times New Roman" w:cs="Times New Roman"/>
-              </w:rPr>
               <w:t>Doctor</w:t>
             </w:r>
           </w:p>
@@ -2219,25 +2022,17 @@
         <w:spacing w:line="360" w:lineRule="auto"/>
         <w:rPr>
           <w:rFonts w:ascii="Times New Roman" w:hAnsi="Times New Roman" w:cs="Times New Roman"/>
-        </w:rPr>
-      </w:pPr>
-      <w:r>
-        <w:rPr>
-          <w:rFonts w:ascii="Times New Roman" w:hAnsi="Times New Roman" w:cs="Times New Roman"/>
-        </w:rPr>
-        <w:t>S</w:t>
-      </w:r>
-      <w:r>
-        <w:rPr>
-          <w:rFonts w:ascii="Times New Roman" w:hAnsi="Times New Roman" w:cs="Times New Roman"/>
-        </w:rPr>
-        <w:t>ix use cases from the system using event decomposition technique</w:t>
-      </w:r>
-      <w:r>
-        <w:rPr>
-          <w:rFonts w:ascii="Times New Roman" w:hAnsi="Times New Roman" w:cs="Times New Roman"/>
-        </w:rPr>
-        <w:t>:</w:t>
+          <w:b/>
+          <w:bCs/>
+        </w:rPr>
+      </w:pPr>
+      <w:r>
+        <w:rPr>
+          <w:rFonts w:ascii="Times New Roman" w:hAnsi="Times New Roman" w:cs="Times New Roman"/>
+          <w:b/>
+          <w:bCs/>
+        </w:rPr>
+        <w:t>Six use cases from the system using event decomposition technique:</w:t>
       </w:r>
     </w:p>
     <w:tbl>
@@ -2543,7 +2338,6 @@
               <w:rPr>
                 <w:rFonts w:ascii="Times New Roman" w:hAnsi="Times New Roman" w:cs="Times New Roman"/>
               </w:rPr>
-              <w:lastRenderedPageBreak/>
               <w:t>Send Invoice to Head of Household</w:t>
             </w:r>
           </w:p>
@@ -2692,25 +2486,14 @@
               <w:rPr>
                 <w:rFonts w:ascii="Times New Roman" w:hAnsi="Times New Roman" w:cs="Times New Roman"/>
               </w:rPr>
-              <w:t xml:space="preserve">The system internally tracks </w:t>
-            </w:r>
-            <w:r>
-              <w:rPr>
-                <w:rFonts w:ascii="Times New Roman" w:hAnsi="Times New Roman" w:cs="Times New Roman"/>
-              </w:rPr>
-              <w:t>weekly</w:t>
-            </w:r>
-            <w:r>
-              <w:rPr>
-                <w:rFonts w:ascii="Times New Roman" w:hAnsi="Times New Roman" w:cs="Times New Roman"/>
-              </w:rPr>
-              <w:t xml:space="preserve"> intervals of invoices</w:t>
-            </w:r>
-            <w:r>
-              <w:rPr>
-                <w:rFonts w:ascii="Times New Roman" w:hAnsi="Times New Roman" w:cs="Times New Roman"/>
-              </w:rPr>
-              <w:t xml:space="preserve"> for insurance companies</w:t>
+              <w:t xml:space="preserve">The system internally tracks weekly intervals </w:t>
+            </w:r>
+            <w:r>
+              <w:rPr>
+                <w:rFonts w:ascii="Times New Roman" w:hAnsi="Times New Roman" w:cs="Times New Roman"/>
+              </w:rPr>
+              <w:lastRenderedPageBreak/>
+              <w:t>of invoices for insurance companies</w:t>
             </w:r>
           </w:p>
         </w:tc>
@@ -2729,43 +2512,27 @@
               <w:rPr>
                 <w:rFonts w:ascii="Times New Roman" w:hAnsi="Times New Roman" w:cs="Times New Roman"/>
               </w:rPr>
+              <w:lastRenderedPageBreak/>
               <w:t>The system</w:t>
             </w:r>
             <w:r>
               <w:rPr>
                 <w:rFonts w:ascii="Times New Roman" w:hAnsi="Times New Roman" w:cs="Times New Roman"/>
               </w:rPr>
-              <w:t xml:space="preserve"> generates and sends invoices to </w:t>
-            </w:r>
-            <w:r>
-              <w:rPr>
-                <w:rFonts w:ascii="Times New Roman" w:hAnsi="Times New Roman" w:cs="Times New Roman"/>
-              </w:rPr>
-              <w:t>insurance</w:t>
-            </w:r>
-            <w:r>
-              <w:rPr>
-                <w:rFonts w:ascii="Times New Roman" w:hAnsi="Times New Roman" w:cs="Times New Roman"/>
-              </w:rPr>
-              <w:t xml:space="preserve"> companies</w:t>
-            </w:r>
-            <w:r>
-              <w:rPr>
-                <w:rFonts w:ascii="Times New Roman" w:hAnsi="Times New Roman" w:cs="Times New Roman"/>
-              </w:rPr>
-              <w:t xml:space="preserve"> and allows business manager</w:t>
-            </w:r>
-            <w:r>
-              <w:rPr>
-                <w:rFonts w:ascii="Times New Roman" w:hAnsi="Times New Roman" w:cs="Times New Roman"/>
-              </w:rPr>
-              <w:t>s</w:t>
-            </w:r>
-            <w:r>
-              <w:rPr>
-                <w:rFonts w:ascii="Times New Roman" w:hAnsi="Times New Roman" w:cs="Times New Roman"/>
-              </w:rPr>
-              <w:t xml:space="preserve"> to review information before sending.</w:t>
+              <w:t xml:space="preserve"> generates and sends invoices to insurance</w:t>
+            </w:r>
+            <w:r>
+              <w:rPr>
+                <w:rFonts w:ascii="Times New Roman" w:hAnsi="Times New Roman" w:cs="Times New Roman"/>
+              </w:rPr>
+              <w:t xml:space="preserve"> companies </w:t>
+            </w:r>
+            <w:r>
+              <w:rPr>
+                <w:rFonts w:ascii="Times New Roman" w:hAnsi="Times New Roman" w:cs="Times New Roman"/>
+              </w:rPr>
+              <w:lastRenderedPageBreak/>
+              <w:t>and allows business managers to review information before sending.</w:t>
             </w:r>
           </w:p>
         </w:tc>
@@ -2786,6 +2553,7 @@
               <w:rPr>
                 <w:rFonts w:ascii="Times New Roman" w:hAnsi="Times New Roman" w:cs="Times New Roman"/>
               </w:rPr>
+              <w:lastRenderedPageBreak/>
               <w:t>Generate Overdue Payments and Insurance Claims Report</w:t>
             </w:r>
           </w:p>
@@ -2845,14 +2613,12 @@
                 <w:rFonts w:ascii="Times New Roman" w:hAnsi="Times New Roman" w:cs="Times New Roman"/>
               </w:rPr>
             </w:pPr>
-            <w:proofErr w:type="gramStart"/>
-            <w:r>
-              <w:rPr>
-                <w:rFonts w:ascii="Times New Roman" w:hAnsi="Times New Roman" w:cs="Times New Roman"/>
-              </w:rPr>
-              <w:t>System</w:t>
-            </w:r>
-            <w:proofErr w:type="gramEnd"/>
+            <w:r>
+              <w:rPr>
+                <w:rFonts w:ascii="Times New Roman" w:hAnsi="Times New Roman" w:cs="Times New Roman"/>
+              </w:rPr>
+              <w:t>The system</w:t>
+            </w:r>
             <w:r>
               <w:rPr>
                 <w:rFonts w:ascii="Times New Roman" w:hAnsi="Times New Roman" w:cs="Times New Roman"/>
@@ -2955,14 +2721,12 @@
               </w:rPr>
               <w:t xml:space="preserve"> </w:t>
             </w:r>
-            <w:proofErr w:type="gramStart"/>
-            <w:r>
-              <w:rPr>
-                <w:rFonts w:ascii="Times New Roman" w:hAnsi="Times New Roman" w:cs="Times New Roman"/>
-              </w:rPr>
-              <w:t>System</w:t>
-            </w:r>
-            <w:proofErr w:type="gramEnd"/>
+            <w:r>
+              <w:rPr>
+                <w:rFonts w:ascii="Times New Roman" w:hAnsi="Times New Roman" w:cs="Times New Roman"/>
+              </w:rPr>
+              <w:t>The system</w:t>
+            </w:r>
             <w:r>
               <w:rPr>
                 <w:rFonts w:ascii="Times New Roman" w:hAnsi="Times New Roman" w:cs="Times New Roman"/>
@@ -2983,25 +2747,24 @@
         </w:numPr>
         <w:rPr>
           <w:rFonts w:ascii="Times New Roman" w:hAnsi="Times New Roman" w:cs="Times New Roman"/>
-        </w:rPr>
-      </w:pPr>
-      <w:r>
-        <w:rPr>
-          <w:rFonts w:ascii="Times New Roman" w:hAnsi="Times New Roman" w:cs="Times New Roman"/>
+          <w:b/>
+          <w:bCs/>
+        </w:rPr>
+      </w:pPr>
+      <w:r>
+        <w:rPr>
+          <w:rFonts w:ascii="Times New Roman" w:hAnsi="Times New Roman" w:cs="Times New Roman"/>
+          <w:b/>
+          <w:bCs/>
           <w:sz w:val="24"/>
         </w:rPr>
-        <w:t>U</w:t>
-      </w:r>
-      <w:r>
-        <w:rPr>
-          <w:rFonts w:ascii="Times New Roman" w:hAnsi="Times New Roman" w:cs="Times New Roman"/>
-          <w:sz w:val="24"/>
-        </w:rPr>
-        <w:t>ser story showing the business manager generating a monthly invoice for a patient or household</w:t>
-      </w:r>
-      <w:r>
-        <w:rPr>
-          <w:rFonts w:ascii="Times New Roman" w:hAnsi="Times New Roman" w:cs="Times New Roman"/>
+        <w:t>User story showing the business manager generating a monthly invoice for a patient or household</w:t>
+      </w:r>
+      <w:r>
+        <w:rPr>
+          <w:rFonts w:ascii="Times New Roman" w:hAnsi="Times New Roman" w:cs="Times New Roman"/>
+          <w:b/>
+          <w:bCs/>
           <w:sz w:val="24"/>
         </w:rPr>
         <w:t>:</w:t>
@@ -3029,19 +2792,7 @@
         <w:rPr>
           <w:rFonts w:ascii="Times New Roman" w:hAnsi="Times New Roman" w:cs="Times New Roman"/>
         </w:rPr>
-        <w:t>As a business manager,</w:t>
-      </w:r>
-      <w:r>
-        <w:rPr>
-          <w:rFonts w:ascii="Times New Roman" w:hAnsi="Times New Roman" w:cs="Times New Roman"/>
-        </w:rPr>
-        <w:t xml:space="preserve"> </w:t>
-      </w:r>
-      <w:r>
-        <w:rPr>
-          <w:rFonts w:ascii="Times New Roman" w:hAnsi="Times New Roman" w:cs="Times New Roman"/>
-        </w:rPr>
-        <w:t>I want to generate a monthly invoice for a patient or household,</w:t>
+        <w:t>As a business manager, I want to generate a monthly invoice for a patient or household,</w:t>
       </w:r>
       <w:r>
         <w:rPr>
@@ -3069,8 +2820,72 @@
       <w:pPr>
         <w:rPr>
           <w:rFonts w:ascii="Times New Roman" w:hAnsi="Times New Roman" w:cs="Times New Roman"/>
-          <w:b/>
-          <w:bCs/>
+        </w:rPr>
+      </w:pPr>
+    </w:p>
+    <w:p>
+      <w:pPr>
+        <w:rPr>
+          <w:rFonts w:ascii="Times New Roman" w:hAnsi="Times New Roman" w:cs="Times New Roman"/>
+        </w:rPr>
+      </w:pPr>
+    </w:p>
+    <w:p>
+      <w:pPr>
+        <w:rPr>
+          <w:rFonts w:ascii="Times New Roman" w:hAnsi="Times New Roman" w:cs="Times New Roman"/>
+        </w:rPr>
+      </w:pPr>
+    </w:p>
+    <w:p>
+      <w:pPr>
+        <w:rPr>
+          <w:rFonts w:ascii="Times New Roman" w:hAnsi="Times New Roman" w:cs="Times New Roman"/>
+        </w:rPr>
+      </w:pPr>
+    </w:p>
+    <w:p>
+      <w:pPr>
+        <w:rPr>
+          <w:rFonts w:ascii="Times New Roman" w:hAnsi="Times New Roman" w:cs="Times New Roman"/>
+        </w:rPr>
+      </w:pPr>
+    </w:p>
+    <w:p>
+      <w:pPr>
+        <w:rPr>
+          <w:rFonts w:ascii="Times New Roman" w:hAnsi="Times New Roman" w:cs="Times New Roman"/>
+        </w:rPr>
+      </w:pPr>
+    </w:p>
+    <w:p>
+      <w:pPr>
+        <w:rPr>
+          <w:rFonts w:ascii="Times New Roman" w:hAnsi="Times New Roman" w:cs="Times New Roman"/>
+        </w:rPr>
+      </w:pPr>
+    </w:p>
+    <w:p>
+      <w:pPr>
+        <w:rPr>
+          <w:rFonts w:ascii="Times New Roman" w:hAnsi="Times New Roman" w:cs="Times New Roman"/>
+        </w:rPr>
+      </w:pPr>
+    </w:p>
+    <w:p>
+      <w:pPr>
+        <w:rPr>
+          <w:rFonts w:ascii="Times New Roman" w:hAnsi="Times New Roman" w:cs="Times New Roman"/>
+        </w:rPr>
+      </w:pPr>
+    </w:p>
+    <w:p>
+      <w:pPr>
+        <w:rPr>
+          <w:rFonts w:ascii="Times New Roman" w:hAnsi="Times New Roman" w:cs="Times New Roman"/>
+          <w:b/>
+          <w:bCs/>
+          <w:sz w:val="24"/>
         </w:rPr>
       </w:pPr>
       <w:r>
@@ -3089,33 +2904,43 @@
           <w:bCs/>
           <w:sz w:val="24"/>
         </w:rPr>
-        <w:t>U</w:t>
-      </w:r>
-      <w:r>
+        <w:t>Use case diagrams showing a complete and comprehensive view of the entire system</w:t>
+      </w:r>
+    </w:p>
+    <w:p>
+      <w:pPr>
         <w:rPr>
           <w:rFonts w:ascii="Times New Roman" w:hAnsi="Times New Roman" w:cs="Times New Roman"/>
           <w:b/>
           <w:bCs/>
           <w:sz w:val="24"/>
         </w:rPr>
-        <w:t>se case diagrams showing a complete and comprehensive view of the entire system</w:t>
-      </w:r>
-    </w:p>
-    <w:p>
-      <w:pPr>
-        <w:rPr>
-          <w:rFonts w:ascii="Times New Roman" w:hAnsi="Times New Roman" w:cs="Times New Roman"/>
-        </w:rPr>
       </w:pPr>
       <w:r>
         <w:rPr>
           <w:rFonts w:ascii="Times New Roman" w:hAnsi="Times New Roman" w:cs="Times New Roman"/>
         </w:rPr>
         <w:drawing>
-          <wp:inline distT="0" distB="0" distL="0" distR="0" wp14:anchorId="16246E40" wp14:editId="1D07DA7C">
-            <wp:extent cx="4458322" cy="7592485"/>
-            <wp:effectExtent l="0" t="0" r="0" b="8890"/>
-            <wp:docPr id="1936334399" name="Picture 1" descr="A diagram of a business manager&#10;&#10;Description automatically generated"/>
+          <wp:anchor distT="0" distB="0" distL="114300" distR="114300" simplePos="0" relativeHeight="251658240" behindDoc="1" locked="0" layoutInCell="1" allowOverlap="1" wp14:anchorId="6CEB0D2B" wp14:editId="1220D1FA">
+            <wp:simplePos x="0" y="0"/>
+            <wp:positionH relativeFrom="margin">
+              <wp:align>center</wp:align>
+            </wp:positionH>
+            <wp:positionV relativeFrom="paragraph">
+              <wp:posOffset>258445</wp:posOffset>
+            </wp:positionV>
+            <wp:extent cx="4850765" cy="7671435"/>
+            <wp:effectExtent l="0" t="0" r="6985" b="5715"/>
+            <wp:wrapTight wrapText="bothSides">
+              <wp:wrapPolygon edited="0">
+                <wp:start x="0" y="0"/>
+                <wp:lineTo x="0" y="21562"/>
+                <wp:lineTo x="21546" y="21562"/>
+                <wp:lineTo x="21546" y="0"/>
+                <wp:lineTo x="0" y="0"/>
+              </wp:wrapPolygon>
+            </wp:wrapTight>
+            <wp:docPr id="196151570" name="Picture 1" descr="A diagram of a person's diagram&#10;&#10;Description automatically generated"/>
             <wp:cNvGraphicFramePr>
               <a:graphicFrameLocks xmlns:a="http://schemas.openxmlformats.org/drawingml/2006/main" noChangeAspect="1"/>
             </wp:cNvGraphicFramePr>
@@ -3123,11 +2948,17 @@
               <a:graphicData uri="http://schemas.openxmlformats.org/drawingml/2006/picture">
                 <pic:pic xmlns:pic="http://schemas.openxmlformats.org/drawingml/2006/picture">
                   <pic:nvPicPr>
-                    <pic:cNvPr id="1936334399" name="Picture 1" descr="A diagram of a business manager&#10;&#10;Description automatically generated"/>
+                    <pic:cNvPr id="196151570" name="Picture 1" descr="A diagram of a person's diagram&#10;&#10;Description automatically generated"/>
                     <pic:cNvPicPr/>
                   </pic:nvPicPr>
                   <pic:blipFill>
-                    <a:blip r:embed="rId5"/>
+                    <a:blip r:embed="rId5">
+                      <a:extLst>
+                        <a:ext uri="{28A0092B-C50C-407E-A947-70E740481C1C}">
+                          <a14:useLocalDpi xmlns:a14="http://schemas.microsoft.com/office/drawing/2010/main" val="0"/>
+                        </a:ext>
+                      </a:extLst>
+                    </a:blip>
                     <a:stretch>
                       <a:fillRect/>
                     </a:stretch>
@@ -3135,7 +2966,7 @@
                   <pic:spPr>
                     <a:xfrm>
                       <a:off x="0" y="0"/>
-                      <a:ext cx="4458322" cy="7592485"/>
+                      <a:ext cx="4850765" cy="7671435"/>
                     </a:xfrm>
                     <a:prstGeom prst="rect">
                       <a:avLst/>
@@ -3144,9 +2975,692 @@
                 </pic:pic>
               </a:graphicData>
             </a:graphic>
+            <wp14:sizeRelV relativeFrom="margin">
+              <wp14:pctHeight>0</wp14:pctHeight>
+            </wp14:sizeRelV>
+          </wp:anchor>
+        </w:drawing>
+      </w:r>
+    </w:p>
+    <w:p>
+      <w:pPr>
+        <w:rPr>
+          <w:rFonts w:ascii="Times New Roman" w:hAnsi="Times New Roman" w:cs="Times New Roman"/>
+          <w:b/>
+          <w:bCs/>
+          <w:sz w:val="24"/>
+        </w:rPr>
+      </w:pPr>
+    </w:p>
+    <w:p>
+      <w:pPr>
+        <w:rPr>
+          <w:rFonts w:ascii="Times New Roman" w:hAnsi="Times New Roman" w:cs="Times New Roman"/>
+          <w:b/>
+          <w:bCs/>
+        </w:rPr>
+      </w:pPr>
+    </w:p>
+    <w:p>
+      <w:pPr>
+        <w:rPr>
+          <w:rFonts w:ascii="Times New Roman" w:hAnsi="Times New Roman" w:cs="Times New Roman"/>
+          <w:b/>
+          <w:bCs/>
+        </w:rPr>
+      </w:pPr>
+    </w:p>
+    <w:p>
+      <w:pPr>
+        <w:rPr>
+          <w:rFonts w:ascii="Times New Roman" w:hAnsi="Times New Roman" w:cs="Times New Roman"/>
+          <w:b/>
+          <w:bCs/>
+        </w:rPr>
+      </w:pPr>
+    </w:p>
+    <w:p>
+      <w:pPr>
+        <w:rPr>
+          <w:rFonts w:ascii="Times New Roman" w:hAnsi="Times New Roman" w:cs="Times New Roman"/>
+          <w:b/>
+          <w:bCs/>
+        </w:rPr>
+      </w:pPr>
+    </w:p>
+    <w:p>
+      <w:pPr>
+        <w:rPr>
+          <w:rFonts w:ascii="Times New Roman" w:hAnsi="Times New Roman" w:cs="Times New Roman"/>
+          <w:b/>
+          <w:bCs/>
+        </w:rPr>
+      </w:pPr>
+    </w:p>
+    <w:p>
+      <w:pPr>
+        <w:rPr>
+          <w:rFonts w:ascii="Times New Roman" w:hAnsi="Times New Roman" w:cs="Times New Roman"/>
+          <w:b/>
+          <w:bCs/>
+        </w:rPr>
+      </w:pPr>
+    </w:p>
+    <w:p>
+      <w:pPr>
+        <w:rPr>
+          <w:rFonts w:ascii="Times New Roman" w:hAnsi="Times New Roman" w:cs="Times New Roman"/>
+          <w:b/>
+          <w:bCs/>
+        </w:rPr>
+      </w:pPr>
+    </w:p>
+    <w:p>
+      <w:pPr>
+        <w:rPr>
+          <w:rFonts w:ascii="Times New Roman" w:hAnsi="Times New Roman" w:cs="Times New Roman"/>
+          <w:b/>
+          <w:bCs/>
+        </w:rPr>
+      </w:pPr>
+    </w:p>
+    <w:p>
+      <w:pPr>
+        <w:rPr>
+          <w:rFonts w:ascii="Times New Roman" w:hAnsi="Times New Roman" w:cs="Times New Roman"/>
+          <w:b/>
+          <w:bCs/>
+        </w:rPr>
+      </w:pPr>
+    </w:p>
+    <w:p>
+      <w:pPr>
+        <w:rPr>
+          <w:rFonts w:ascii="Times New Roman" w:hAnsi="Times New Roman" w:cs="Times New Roman"/>
+          <w:b/>
+          <w:bCs/>
+        </w:rPr>
+      </w:pPr>
+    </w:p>
+    <w:p>
+      <w:pPr>
+        <w:rPr>
+          <w:rFonts w:ascii="Times New Roman" w:hAnsi="Times New Roman" w:cs="Times New Roman"/>
+          <w:b/>
+          <w:bCs/>
+        </w:rPr>
+      </w:pPr>
+    </w:p>
+    <w:p>
+      <w:pPr>
+        <w:rPr>
+          <w:rFonts w:ascii="Times New Roman" w:hAnsi="Times New Roman" w:cs="Times New Roman"/>
+          <w:b/>
+          <w:bCs/>
+        </w:rPr>
+      </w:pPr>
+    </w:p>
+    <w:p>
+      <w:pPr>
+        <w:rPr>
+          <w:rFonts w:ascii="Times New Roman" w:hAnsi="Times New Roman" w:cs="Times New Roman"/>
+          <w:b/>
+          <w:bCs/>
+        </w:rPr>
+      </w:pPr>
+    </w:p>
+    <w:p>
+      <w:pPr>
+        <w:rPr>
+          <w:rFonts w:ascii="Times New Roman" w:hAnsi="Times New Roman" w:cs="Times New Roman"/>
+          <w:b/>
+          <w:bCs/>
+        </w:rPr>
+      </w:pPr>
+    </w:p>
+    <w:p>
+      <w:pPr>
+        <w:rPr>
+          <w:rFonts w:ascii="Times New Roman" w:hAnsi="Times New Roman" w:cs="Times New Roman"/>
+          <w:b/>
+          <w:bCs/>
+        </w:rPr>
+      </w:pPr>
+    </w:p>
+    <w:p>
+      <w:pPr>
+        <w:rPr>
+          <w:rFonts w:ascii="Times New Roman" w:hAnsi="Times New Roman" w:cs="Times New Roman"/>
+          <w:b/>
+          <w:bCs/>
+        </w:rPr>
+      </w:pPr>
+    </w:p>
+    <w:p>
+      <w:pPr>
+        <w:rPr>
+          <w:rFonts w:ascii="Times New Roman" w:hAnsi="Times New Roman" w:cs="Times New Roman"/>
+          <w:b/>
+          <w:bCs/>
+        </w:rPr>
+      </w:pPr>
+    </w:p>
+    <w:p>
+      <w:pPr>
+        <w:rPr>
+          <w:rFonts w:ascii="Times New Roman" w:hAnsi="Times New Roman" w:cs="Times New Roman"/>
+          <w:b/>
+          <w:bCs/>
+        </w:rPr>
+      </w:pPr>
+    </w:p>
+    <w:p>
+      <w:pPr>
+        <w:rPr>
+          <w:rFonts w:ascii="Times New Roman" w:hAnsi="Times New Roman" w:cs="Times New Roman"/>
+          <w:b/>
+          <w:bCs/>
+        </w:rPr>
+      </w:pPr>
+    </w:p>
+    <w:p>
+      <w:pPr>
+        <w:rPr>
+          <w:rFonts w:ascii="Times New Roman" w:hAnsi="Times New Roman" w:cs="Times New Roman"/>
+          <w:b/>
+          <w:bCs/>
+        </w:rPr>
+      </w:pPr>
+    </w:p>
+    <w:p>
+      <w:pPr>
+        <w:rPr>
+          <w:rFonts w:ascii="Times New Roman" w:hAnsi="Times New Roman" w:cs="Times New Roman"/>
+          <w:b/>
+          <w:bCs/>
+        </w:rPr>
+      </w:pPr>
+    </w:p>
+    <w:p>
+      <w:pPr>
+        <w:rPr>
+          <w:rFonts w:ascii="Times New Roman" w:hAnsi="Times New Roman" w:cs="Times New Roman"/>
+          <w:b/>
+          <w:bCs/>
+        </w:rPr>
+      </w:pPr>
+    </w:p>
+    <w:p>
+      <w:pPr>
+        <w:rPr>
+          <w:rFonts w:ascii="Times New Roman" w:hAnsi="Times New Roman" w:cs="Times New Roman"/>
+          <w:b/>
+          <w:bCs/>
+        </w:rPr>
+      </w:pPr>
+    </w:p>
+    <w:p>
+      <w:pPr>
+        <w:rPr>
+          <w:rFonts w:ascii="Times New Roman" w:hAnsi="Times New Roman" w:cs="Times New Roman"/>
+          <w:b/>
+          <w:bCs/>
+        </w:rPr>
+      </w:pPr>
+    </w:p>
+    <w:p>
+      <w:pPr>
+        <w:rPr>
+          <w:rFonts w:ascii="Times New Roman" w:hAnsi="Times New Roman" w:cs="Times New Roman"/>
+          <w:b/>
+          <w:bCs/>
+        </w:rPr>
+      </w:pPr>
+    </w:p>
+    <w:p>
+      <w:pPr>
+        <w:rPr>
+          <w:rFonts w:ascii="Times New Roman" w:hAnsi="Times New Roman" w:cs="Times New Roman"/>
+          <w:b/>
+          <w:bCs/>
+        </w:rPr>
+      </w:pPr>
+    </w:p>
+    <w:p>
+      <w:pPr>
+        <w:rPr>
+          <w:rFonts w:ascii="Times New Roman" w:hAnsi="Times New Roman" w:cs="Times New Roman"/>
+          <w:b/>
+          <w:bCs/>
+        </w:rPr>
+      </w:pPr>
+      <w:r>
+        <w:rPr>
+          <w:rFonts w:ascii="Times New Roman" w:hAnsi="Times New Roman" w:cs="Times New Roman"/>
+          <w:b/>
+          <w:bCs/>
+        </w:rPr>
+        <w:lastRenderedPageBreak/>
+        <w:t>4.</w:t>
+      </w:r>
+      <w:r>
+        <w:rPr>
+          <w:rFonts w:ascii="Times New Roman" w:hAnsi="Times New Roman" w:cs="Times New Roman"/>
+          <w:b/>
+          <w:bCs/>
+        </w:rPr>
+        <w:t xml:space="preserve"> Two</w:t>
+      </w:r>
+      <w:r>
+        <w:rPr>
+          <w:rFonts w:ascii="Times New Roman" w:hAnsi="Times New Roman" w:cs="Times New Roman"/>
+          <w:b/>
+          <w:bCs/>
+        </w:rPr>
+        <w:t xml:space="preserve"> </w:t>
+      </w:r>
+      <w:r>
+        <w:rPr>
+          <w:rFonts w:ascii="Times New Roman" w:hAnsi="Times New Roman" w:cs="Times New Roman"/>
+          <w:b/>
+          <w:bCs/>
+        </w:rPr>
+        <w:t>Activity diagrams for any two use cases associated with the procedures</w:t>
+      </w:r>
+      <w:r>
+        <w:rPr>
+          <w:rFonts w:ascii="Times New Roman" w:hAnsi="Times New Roman" w:cs="Times New Roman"/>
+          <w:b/>
+          <w:bCs/>
+        </w:rPr>
+        <w:br/>
+        <w:t>performed by doctors in the system</w:t>
+      </w:r>
+    </w:p>
+    <w:p>
+      <w:pPr>
+        <w:rPr>
+          <w:rFonts w:ascii="Times New Roman" w:hAnsi="Times New Roman" w:cs="Times New Roman"/>
+          <w:lang w:val="en-CA"/>
+        </w:rPr>
+      </w:pPr>
+      <w:r>
+        <w:rPr>
+          <w:rFonts w:ascii="Times New Roman" w:hAnsi="Times New Roman" w:cs="Times New Roman"/>
+        </w:rPr>
+        <w:t xml:space="preserve">Doctor Reviewing </w:t>
+      </w:r>
+      <w:r>
+        <w:rPr>
+          <w:rFonts w:ascii="Times New Roman" w:hAnsi="Times New Roman" w:cs="Times New Roman"/>
+        </w:rPr>
+        <w:t xml:space="preserve">Patient </w:t>
+      </w:r>
+      <w:r>
+        <w:rPr>
+          <w:rFonts w:ascii="Times New Roman" w:hAnsi="Times New Roman" w:cs="Times New Roman"/>
+        </w:rPr>
+        <w:t>Procedure History</w:t>
+      </w:r>
+      <w:r>
+        <w:rPr>
+          <w:rFonts w:ascii="Times New Roman" w:hAnsi="Times New Roman" w:cs="Times New Roman"/>
+        </w:rPr>
+        <w:t>:</w:t>
+      </w:r>
+    </w:p>
+    <w:p>
+      <w:pPr>
+        <w:rPr>
+          <w:rFonts w:ascii="Times New Roman" w:hAnsi="Times New Roman" w:cs="Times New Roman"/>
+          <w:b/>
+          <w:bCs/>
+          <w:lang w:val="en-CA"/>
+        </w:rPr>
+      </w:pPr>
+      <w:r>
+        <w:rPr>
+          <w:rFonts w:ascii="Times New Roman" w:hAnsi="Times New Roman" w:cs="Times New Roman"/>
+          <w:b/>
+          <w:bCs/>
+          <w:lang w:val="en-CA"/>
+        </w:rPr>
+        <w:drawing>
+          <wp:inline distT="0" distB="0" distL="0" distR="0" wp14:anchorId="7A0C5EB9" wp14:editId="34766491">
+            <wp:extent cx="3810000" cy="7000875"/>
+            <wp:effectExtent l="152400" t="114300" r="38100" b="161925"/>
+            <wp:docPr id="130632133" name="Picture 3" descr="A diagram of a patient procedure&#10;&#10;Description automatically generated">
+              <a:extLst xmlns:a="http://schemas.openxmlformats.org/drawingml/2006/main">
+                <a:ext uri="{FF2B5EF4-FFF2-40B4-BE49-F238E27FC236}">
+                  <a16:creationId xmlns:a16="http://schemas.microsoft.com/office/drawing/2014/main" id="{4F22324B-7D15-A3FF-8E73-9C00B4605210}"/>
+                </a:ext>
+              </a:extLst>
+            </wp:docPr>
+            <wp:cNvGraphicFramePr/>
+            <a:graphic xmlns:a="http://schemas.openxmlformats.org/drawingml/2006/main">
+              <a:graphicData uri="http://schemas.openxmlformats.org/drawingml/2006/picture">
+                <pic:pic xmlns:pic="http://schemas.openxmlformats.org/drawingml/2006/picture">
+                  <pic:nvPicPr>
+                    <pic:cNvPr id="4" name="Content Placeholder 3" descr="A diagram of a patient procedure&#10;&#10;Description automatically generated">
+                      <a:extLst>
+                        <a:ext uri="{FF2B5EF4-FFF2-40B4-BE49-F238E27FC236}">
+                          <a16:creationId xmlns:a16="http://schemas.microsoft.com/office/drawing/2014/main" id="{4F22324B-7D15-A3FF-8E73-9C00B4605210}"/>
+                        </a:ext>
+                      </a:extLst>
+                    </pic:cNvPr>
+                    <pic:cNvPicPr>
+                      <a:picLocks noChangeAspect="1"/>
+                    </pic:cNvPicPr>
+                  </pic:nvPicPr>
+                  <pic:blipFill rotWithShape="1">
+                    <a:blip r:embed="rId6"/>
+                    <a:srcRect t="4622" r="3968" b="-210"/>
+                    <a:stretch/>
+                  </pic:blipFill>
+                  <pic:spPr>
+                    <a:xfrm>
+                      <a:off x="0" y="0"/>
+                      <a:ext cx="3602990" cy="6799580"/>
+                    </a:xfrm>
+                    <a:prstGeom prst="rect">
+                      <a:avLst/>
+                    </a:prstGeom>
+                    <a:solidFill>
+                      <a:srgbClr val="FFFFFF">
+                        <a:shade val="85000"/>
+                      </a:srgbClr>
+                    </a:solidFill>
+                    <a:ln w="88900" cap="sq">
+                      <a:solidFill>
+                        <a:srgbClr val="FFFFFF"/>
+                      </a:solidFill>
+                      <a:miter lim="800000"/>
+                    </a:ln>
+                    <a:effectLst>
+                      <a:outerShdw blurRad="55000" dist="18000" dir="5400000" algn="tl" rotWithShape="0">
+                        <a:srgbClr val="000000">
+                          <a:alpha val="40000"/>
+                        </a:srgbClr>
+                      </a:outerShdw>
+                    </a:effectLst>
+                    <a:scene3d>
+                      <a:camera prst="orthographicFront"/>
+                      <a:lightRig rig="twoPt" dir="t">
+                        <a:rot lat="0" lon="0" rev="7200000"/>
+                      </a:lightRig>
+                    </a:scene3d>
+                    <a:sp3d>
+                      <a:bevelT w="25400" h="19050"/>
+                      <a:contourClr>
+                        <a:srgbClr val="FFFFFF"/>
+                      </a:contourClr>
+                    </a:sp3d>
+                  </pic:spPr>
+                </pic:pic>
+              </a:graphicData>
+            </a:graphic>
           </wp:inline>
         </w:drawing>
       </w:r>
+    </w:p>
+    <w:p>
+      <w:pPr>
+        <w:rPr>
+          <w:rFonts w:ascii="Times New Roman" w:hAnsi="Times New Roman" w:cs="Times New Roman"/>
+          <w:b/>
+          <w:bCs/>
+        </w:rPr>
+      </w:pPr>
+    </w:p>
+    <w:p>
+      <w:pPr>
+        <w:rPr>
+          <w:rFonts w:ascii="Times New Roman" w:hAnsi="Times New Roman" w:cs="Times New Roman"/>
+        </w:rPr>
+      </w:pPr>
+      <w:r>
+        <w:rPr>
+          <w:rFonts w:ascii="Times New Roman" w:hAnsi="Times New Roman" w:cs="Times New Roman"/>
+        </w:rPr>
+        <w:t xml:space="preserve">Doctor </w:t>
+      </w:r>
+      <w:r>
+        <w:rPr>
+          <w:rFonts w:ascii="Times New Roman" w:hAnsi="Times New Roman" w:cs="Times New Roman"/>
+        </w:rPr>
+        <w:t>Creating and Recording Patient Procedure</w:t>
+      </w:r>
+      <w:r>
+        <w:rPr>
+          <w:rFonts w:ascii="Times New Roman" w:hAnsi="Times New Roman" w:cs="Times New Roman"/>
+        </w:rPr>
+        <w:t>:</w:t>
+      </w:r>
+    </w:p>
+    <w:p>
+      <w:pPr>
+        <w:rPr>
+          <w:rFonts w:ascii="Times New Roman" w:hAnsi="Times New Roman" w:cs="Times New Roman"/>
+          <w:b/>
+          <w:bCs/>
+          <w:lang w:val="en-CA"/>
+        </w:rPr>
+      </w:pPr>
+      <w:r>
+        <w:rPr>
+          <w:rFonts w:ascii="Times New Roman" w:hAnsi="Times New Roman" w:cs="Times New Roman"/>
+          <w:b/>
+          <w:bCs/>
+          <w:lang w:val="en-CA"/>
+        </w:rPr>
+        <w:drawing>
+          <wp:inline distT="0" distB="0" distL="0" distR="0" wp14:anchorId="479ACB7A" wp14:editId="75889246">
+            <wp:extent cx="3733800" cy="6829425"/>
+            <wp:effectExtent l="38100" t="38100" r="0" b="47625"/>
+            <wp:docPr id="1636988478" name="Picture 2" descr="A diagram of a patient procedure&#10;&#10;Description automatically generated">
+              <a:extLst xmlns:a="http://schemas.openxmlformats.org/drawingml/2006/main">
+                <a:ext uri="{FF2B5EF4-FFF2-40B4-BE49-F238E27FC236}">
+                  <a16:creationId xmlns:a16="http://schemas.microsoft.com/office/drawing/2014/main" id="{F941A14C-ABE9-910F-76B5-38C1553A058A}"/>
+                </a:ext>
+              </a:extLst>
+            </wp:docPr>
+            <wp:cNvGraphicFramePr/>
+            <a:graphic xmlns:a="http://schemas.openxmlformats.org/drawingml/2006/main">
+              <a:graphicData uri="http://schemas.openxmlformats.org/drawingml/2006/picture">
+                <pic:pic xmlns:pic="http://schemas.openxmlformats.org/drawingml/2006/picture">
+                  <pic:nvPicPr>
+                    <pic:cNvPr id="1" name="Content Placeholder 3" descr="A diagram of a patient procedure&#10;&#10;Description automatically generated">
+                      <a:extLst>
+                        <a:ext uri="{FF2B5EF4-FFF2-40B4-BE49-F238E27FC236}">
+                          <a16:creationId xmlns:a16="http://schemas.microsoft.com/office/drawing/2014/main" id="{F941A14C-ABE9-910F-76B5-38C1553A058A}"/>
+                        </a:ext>
+                      </a:extLst>
+                    </pic:cNvPr>
+                    <pic:cNvPicPr>
+                      <a:picLocks noChangeAspect="1"/>
+                    </pic:cNvPicPr>
+                  </pic:nvPicPr>
+                  <pic:blipFill rotWithShape="1">
+                    <a:blip r:embed="rId7"/>
+                    <a:srcRect t="6513" r="7280" b="-210"/>
+                    <a:stretch/>
+                  </pic:blipFill>
+                  <pic:spPr>
+                    <a:xfrm>
+                      <a:off x="0" y="0"/>
+                      <a:ext cx="3653155" cy="6744970"/>
+                    </a:xfrm>
+                    <a:prstGeom prst="rect">
+                      <a:avLst/>
+                    </a:prstGeom>
+                    <a:ln w="38100">
+                      <a:gradFill flip="none" rotWithShape="1">
+                        <a:gsLst>
+                          <a:gs pos="0">
+                            <a:schemeClr val="bg2"/>
+                          </a:gs>
+                          <a:gs pos="100000">
+                            <a:schemeClr val="bg2">
+                              <a:lumMod val="75000"/>
+                            </a:schemeClr>
+                          </a:gs>
+                        </a:gsLst>
+                        <a:lin ang="5400000" scaled="0"/>
+                        <a:tileRect/>
+                      </a:gradFill>
+                    </a:ln>
+                    <a:effectLst>
+                      <a:innerShdw blurRad="57150" dist="38100" dir="10800000">
+                        <a:srgbClr val="000000">
+                          <a:alpha val="70000"/>
+                        </a:srgbClr>
+                      </a:innerShdw>
+                    </a:effectLst>
+                  </pic:spPr>
+                </pic:pic>
+              </a:graphicData>
+            </a:graphic>
+          </wp:inline>
+        </w:drawing>
+      </w:r>
+    </w:p>
+    <w:p>
+      <w:pPr>
+        <w:rPr>
+          <w:rFonts w:ascii="Times New Roman" w:hAnsi="Times New Roman" w:cs="Times New Roman"/>
+          <w:b/>
+          <w:bCs/>
+          <w:lang w:val="en-CA"/>
+        </w:rPr>
+      </w:pPr>
+    </w:p>
+    <w:p>
+      <w:pPr>
+        <w:rPr>
+          <w:rFonts w:ascii="Times New Roman" w:hAnsi="Times New Roman" w:cs="Times New Roman"/>
+          <w:b/>
+          <w:bCs/>
+          <w:lang w:val="en-CA"/>
+        </w:rPr>
+      </w:pPr>
+    </w:p>
+    <w:p>
+      <w:pPr>
+        <w:rPr>
+          <w:rFonts w:ascii="Times New Roman" w:hAnsi="Times New Roman" w:cs="Times New Roman"/>
+          <w:b/>
+          <w:bCs/>
+          <w:lang w:val="en-CA"/>
+        </w:rPr>
+      </w:pPr>
+    </w:p>
+    <w:p>
+      <w:pPr>
+        <w:rPr>
+          <w:rFonts w:ascii="Times New Roman" w:hAnsi="Times New Roman" w:cs="Times New Roman"/>
+          <w:b/>
+          <w:bCs/>
+        </w:rPr>
+      </w:pPr>
+      <w:r>
+        <w:rPr>
+          <w:rFonts w:ascii="Times New Roman" w:hAnsi="Times New Roman" w:cs="Times New Roman"/>
+          <w:b/>
+          <w:bCs/>
+        </w:rPr>
+        <w:t xml:space="preserve">6. </w:t>
+      </w:r>
+      <w:r>
+        <w:rPr>
+          <w:rFonts w:ascii="Times New Roman" w:hAnsi="Times New Roman" w:cs="Times New Roman"/>
+          <w:b/>
+          <w:bCs/>
+        </w:rPr>
+        <w:t>State diagrams associated with each of the Use Case description</w:t>
+      </w:r>
+      <w:r>
+        <w:rPr>
+          <w:rFonts w:ascii="Times New Roman" w:hAnsi="Times New Roman" w:cs="Times New Roman"/>
+          <w:b/>
+          <w:bCs/>
+        </w:rPr>
+        <w:t>:</w:t>
+      </w:r>
+    </w:p>
+    <w:p>
+      <w:pPr>
+        <w:rPr>
+          <w:rFonts w:ascii="Times New Roman" w:hAnsi="Times New Roman" w:cs="Times New Roman"/>
+          <w:b/>
+          <w:bCs/>
+          <w:lang w:val="en-CA"/>
+        </w:rPr>
+      </w:pPr>
+      <w:r>
+        <w:rPr>
+          <w:rFonts w:ascii="Times New Roman" w:hAnsi="Times New Roman" w:cs="Times New Roman"/>
+          <w:b/>
+          <w:bCs/>
+          <w:lang w:val="en-CA"/>
+        </w:rPr>
+        <w:drawing>
+          <wp:inline distT="0" distB="0" distL="0" distR="0" wp14:anchorId="251B1818" wp14:editId="1D86BD73">
+            <wp:extent cx="5943600" cy="2962275"/>
+            <wp:effectExtent l="0" t="0" r="0" b="9525"/>
+            <wp:docPr id="149355025" name="Picture 5" descr="A diagram of a patient registration&#10;&#10;Description automatically generated"/>
+            <wp:cNvGraphicFramePr>
+              <a:graphicFrameLocks xmlns:a="http://schemas.openxmlformats.org/drawingml/2006/main" noGrp="1" noChangeAspect="1"/>
+            </wp:cNvGraphicFramePr>
+            <a:graphic xmlns:a="http://schemas.openxmlformats.org/drawingml/2006/main">
+              <a:graphicData uri="http://schemas.openxmlformats.org/drawingml/2006/picture">
+                <pic:pic xmlns:pic="http://schemas.openxmlformats.org/drawingml/2006/picture">
+                  <pic:nvPicPr>
+                    <pic:cNvPr id="0" name="Content Placeholder 3" descr="A diagram of a patient registration&#10;&#10;Description automatically generated"/>
+                    <pic:cNvPicPr>
+                      <a:picLocks noGrp="1" noChangeAspect="1" noChangeArrowheads="1"/>
+                    </pic:cNvPicPr>
+                  </pic:nvPicPr>
+                  <pic:blipFill>
+                    <a:blip r:embed="rId8" cstate="print">
+                      <a:extLst>
+                        <a:ext uri="{28A0092B-C50C-407E-A947-70E740481C1C}">
+                          <a14:useLocalDpi xmlns:a14="http://schemas.microsoft.com/office/drawing/2010/main" val="0"/>
+                        </a:ext>
+                      </a:extLst>
+                    </a:blip>
+                    <a:srcRect/>
+                    <a:stretch>
+                      <a:fillRect/>
+                    </a:stretch>
+                  </pic:blipFill>
+                  <pic:spPr bwMode="auto">
+                    <a:xfrm>
+                      <a:off x="0" y="0"/>
+                      <a:ext cx="5943600" cy="2962275"/>
+                    </a:xfrm>
+                    <a:prstGeom prst="rect">
+                      <a:avLst/>
+                    </a:prstGeom>
+                    <a:noFill/>
+                    <a:ln>
+                      <a:noFill/>
+                    </a:ln>
+                  </pic:spPr>
+                </pic:pic>
+              </a:graphicData>
+            </a:graphic>
+          </wp:inline>
+        </w:drawing>
+      </w:r>
+    </w:p>
+    <w:p>
+      <w:pPr>
+        <w:rPr>
+          <w:rFonts w:ascii="Times New Roman" w:hAnsi="Times New Roman" w:cs="Times New Roman"/>
+          <w:b/>
+          <w:bCs/>
+        </w:rPr>
+      </w:pPr>
     </w:p>
     <w:sectPr>
       <w:pgSz w:w="12240" w:h="15840"/>
